--- a/Invitasjon/Invitasjonsbrev-respondent-hovedutvalg.docx
+++ b/Invitasjon/Invitasjonsbrev-respondent-hovedutvalg.docx
@@ -102,25 +102,32 @@
     </w:p>
     <w:p>
       <w:pPr>
-        <w:pStyle w:val="SourceCode"/>
-      </w:pPr>
-      <w:r>
-        <w:rPr>
-          <w:rStyle w:val="VerbatimChar"/>
-        </w:rPr>
-        <w:t xml:space="preserve"> - Fornyingen av havneområdet Dokken i Bergen sentrum. For eksempel, hva skal sjølinjen brukes til? Bør alle nye gatenavn på Dokken kalles opp etter kvinner?</w:t>
-      </w:r>
-      <w:r>
-        <w:br/>
-      </w:r>
-      <w:r>
-        <w:br/>
-      </w:r>
-      <w:r>
-        <w:rPr>
-          <w:rStyle w:val="VerbatimChar"/>
-        </w:rPr>
-        <w:t xml:space="preserve">  - Utvikling av bilfrie områder i Bergen. For eksempel, skal nabolag selv få bestemme om et område skal være bilfritt? Og hvor mange parkeringsplasser skal være forbeholdt til bildeling?</w:t>
+        <w:numPr>
+          <w:numId w:val="1001"/>
+          <w:ilvl w:val="0"/>
+        </w:numPr>
+      </w:pPr>
+      <w:r>
+        <w:t xml:space="preserve">Fornyingen av havneområdet Dokken i Bergen sentrum. For eksempel, hva skal sjølinjen brukes til? Bør alle nye gatenavn på Dokken kalles opp etter kvinner?</w:t>
+      </w:r>
+    </w:p>
+    <w:p>
+      <w:pPr>
+        <w:numPr>
+          <w:numId w:val="1001"/>
+          <w:ilvl w:val="0"/>
+        </w:numPr>
+      </w:pPr>
+      <w:r>
+        <w:t xml:space="preserve">Utvikling av bilfrie områder i Bergen. For eksempel, skal nabolag selv få bestemme om et område skal være bilfritt? Og hvor mange parkeringsplasser skal være forbeholdt bildeling?</w:t>
+      </w:r>
+    </w:p>
+    <w:p>
+      <w:pPr>
+        <w:pStyle w:val="FirstParagraph"/>
+      </w:pPr>
+      <w:r>
+        <w:t xml:space="preserve">Byrådet behandlet saken i møtet 29.04.2021 sak 1135/21 og vedtok at innspillene fra prosjektet skal være selvstendige vedlegg i saksgrunnlaget frem mot endelig politisk behandling.</w:t>
       </w:r>
     </w:p>
     <w:p>
@@ -248,7 +255,7 @@
         <w:t xml:space="preserve"> </w:t>
       </w:r>
       <w:r>
-        <w:t xml:space="preserve">Frist for påmelding er 25. mai.</w:t>
+        <w:t xml:space="preserve">Frist for påmelding er 26. mai.</w:t>
       </w:r>
     </w:p>
     <w:p>
@@ -268,7 +275,7 @@
         <w:t xml:space="preserve"> </w:t>
       </w:r>
       <w:r>
-        <w:t xml:space="preserve">Første gang i starten av juni, og andre gang i midten av juni.</w:t>
+        <w:t xml:space="preserve">Første gang i mai, og andre gang i juni.</w:t>
       </w:r>
       <w:r>
         <w:t xml:space="preserve"> </w:t>
@@ -282,7 +289,7 @@
         <w:pStyle w:val="BodyText"/>
       </w:pPr>
       <w:r>
-        <w:t xml:space="preserve">Obs: Både i påmeldingen og spørreundersøkelsen er det viktig at du oppgir</w:t>
+        <w:t xml:space="preserve">Obs: I påmeldingen er det viktig at du oppgir</w:t>
       </w:r>
       <w:r>
         <w:t xml:space="preserve"> </w:t>
@@ -291,7 +298,7 @@
         <w:rPr>
           <w:i/>
         </w:rPr>
-        <w:t xml:space="preserve">ditt personlige ID-nummer:</w:t>
+        <w:t xml:space="preserve">dette nummeret, som er ditt referansenummer:</w:t>
       </w:r>
       <w:r>
         <w:t xml:space="preserve"> </w:t>
@@ -638,7 +645,7 @@
         <w:t xml:space="preserve"> </w:t>
       </w:r>
       <w:r>
-        <w:t xml:space="preserve">Du kan reservere deg mot å være del av frafallsanalysen ved å kontakte Sveinung Arnesen i Norce (se kontaktinfo lenger oppe i invitasjonsbrevet).</w:t>
+        <w:t xml:space="preserve">Du kan reservere deg mot å være del av frafallsanalysen ved å kontakte Sveinung Arnesen i Norce (se kontaktinfo annet sted i invitasjonsbrevet).</w:t>
       </w:r>
     </w:p>
     <w:p>
@@ -837,12 +844,6 @@
       </w:pPr>
       <w:r>
         <w:t xml:space="preserve">Bergen kommune, NORCE - Norwegian Research Centre, Universitetet i Bergen og Stanford University er involvert i prosjektet som organiserer arrangementet.</w:t>
-      </w:r>
-      <w:r>
-        <w:t xml:space="preserve"> </w:t>
-      </w:r>
-      <w:r>
-        <w:t xml:space="preserve">Norges forskningsråd finansierer prosjektet.</w:t>
       </w:r>
       <w:r>
         <w:t xml:space="preserve"> </w:t>
@@ -1552,6 +1553,109 @@
       </w:pPr>
     </w:lvl>
   </w:abstractNum>
+  <w:abstractNum w:abstractNumId="991">
+    <w:nsid w:val="ea454b4c"/>
+    <w:multiLevelType w:val="multilevel"/>
+    <w:lvl w:ilvl="0">
+      <w:numFmt w:val="bullet"/>
+      <w:lvlText w:val="•"/>
+      <w:lvlJc w:val="left"/>
+      <w:pPr>
+        <w:tabs>
+          <w:tab w:val="num" w:pos="0"/>
+        </w:tabs>
+        <w:ind w:left="480" w:hanging="480"/>
+      </w:pPr>
+    </w:lvl>
+    <w:lvl w:ilvl="1">
+      <w:numFmt w:val="bullet"/>
+      <w:lvlText w:val="–"/>
+      <w:lvlJc w:val="left"/>
+      <w:pPr>
+        <w:tabs>
+          <w:tab w:val="num" w:pos="720"/>
+        </w:tabs>
+        <w:ind w:left="1200" w:hanging="480"/>
+      </w:pPr>
+    </w:lvl>
+    <w:lvl w:ilvl="2">
+      <w:numFmt w:val="bullet"/>
+      <w:lvlText w:val="•"/>
+      <w:lvlJc w:val="left"/>
+      <w:pPr>
+        <w:tabs>
+          <w:tab w:val="num" w:pos="1440"/>
+        </w:tabs>
+        <w:ind w:left="1920" w:hanging="480"/>
+      </w:pPr>
+    </w:lvl>
+    <w:lvl w:ilvl="3">
+      <w:numFmt w:val="bullet"/>
+      <w:lvlText w:val="–"/>
+      <w:lvlJc w:val="left"/>
+      <w:pPr>
+        <w:tabs>
+          <w:tab w:val="num" w:pos="2160"/>
+        </w:tabs>
+        <w:ind w:left="2640" w:hanging="480"/>
+      </w:pPr>
+    </w:lvl>
+    <w:lvl w:ilvl="4">
+      <w:numFmt w:val="bullet"/>
+      <w:lvlText w:val="•"/>
+      <w:lvlJc w:val="left"/>
+      <w:pPr>
+        <w:tabs>
+          <w:tab w:val="num" w:pos="2880"/>
+        </w:tabs>
+        <w:ind w:left="3360" w:hanging="480"/>
+      </w:pPr>
+    </w:lvl>
+    <w:lvl w:ilvl="5">
+      <w:numFmt w:val="bullet"/>
+      <w:lvlText w:val="–"/>
+      <w:lvlJc w:val="left"/>
+      <w:pPr>
+        <w:tabs>
+          <w:tab w:val="num" w:pos="3600"/>
+        </w:tabs>
+        <w:ind w:left="4080" w:hanging="480"/>
+      </w:pPr>
+    </w:lvl>
+    <w:lvl w:ilvl="6">
+      <w:numFmt w:val="bullet"/>
+      <w:lvlText w:val="•"/>
+      <w:lvlJc w:val="left"/>
+      <w:pPr>
+        <w:tabs>
+          <w:tab w:val="num" w:pos="4320"/>
+        </w:tabs>
+        <w:ind w:left="4800" w:hanging="480"/>
+      </w:pPr>
+    </w:lvl>
+    <w:lvl w:ilvl="7">
+      <w:numFmt w:val="bullet"/>
+      <w:lvlText w:val="–"/>
+      <w:lvlJc w:val="left"/>
+      <w:pPr>
+        <w:tabs>
+          <w:tab w:val="num" w:pos="5040"/>
+        </w:tabs>
+        <w:ind w:left="5520" w:hanging="480"/>
+      </w:pPr>
+    </w:lvl>
+    <w:lvl w:ilvl="8">
+      <w:numFmt w:val="bullet"/>
+      <w:lvlText w:val="•"/>
+      <w:lvlJc w:val="left"/>
+      <w:pPr>
+        <w:tabs>
+          <w:tab w:val="num" w:pos="5760"/>
+        </w:tabs>
+        <w:ind w:left="6240" w:hanging="480"/>
+      </w:pPr>
+    </w:lvl>
+  </w:abstractNum>
   <w:num w:numId="1">
     <w:abstractNumId w:val="0"/>
     <w:lvlOverride w:ilvl="0">
@@ -1584,6 +1688,9 @@
   </w:num>
   <w:num w:numId="1000">
     <w:abstractNumId w:val="990"/>
+  </w:num>
+  <w:num w:numId="1001">
+    <w:abstractNumId w:val="991"/>
   </w:num>
 </w:numbering>
 </file>
